--- a/materials/labs/out/IDB201_Lab4.docx
+++ b/materials/labs/out/IDB201_Lab4.docx
@@ -1306,7 +1306,13 @@
               <w:spacing w:after="40"/>
             </w:pPr>
             <w:r>
-              <w:t xml:space="preserve">−0.25 per missing or wrong construct</w:t>
+              <w:rPr>
+                <w:rFonts w:ascii="Cambria Math" w:cs="Cambria Math" w:eastAsia="Cambria Math" w:hAnsi="Cambria Math"/>
+              </w:rPr>
+              <w:t xml:space="preserve">−</w:t>
+            </w:r>
+            <w:r>
+              <w:t xml:space="preserve">0.25 per missing or wrong construct</w:t>
             </w:r>
           </w:p>
         </w:tc>
@@ -2206,10 +2212,34 @@
           <w:i/>
           <w:iCs/>
         </w:rPr>
-        <w:t xml:space="preserve">in (doctor → department, many-to-one, total on doctor), heads (one-to-one, partial), ward</w:t>
-      </w:r>
-      <w:r>
-        <w:t xml:space="preserve">of (ward → department, many-to-one, total on ward), occupies (patient–bed, one-to-one, partial, attribute admitted), prescribes (ternary, attributes presc_date and dosage).</w:t>
+        <w:t xml:space="preserve">in (doctor </w:t>
+      </w:r>
+      <w:r>
+        <w:rPr>
+          <w:rFonts w:ascii="Cambria Math" w:cs="Cambria Math" w:eastAsia="Cambria Math" w:hAnsi="Cambria Math"/>
+          <w:i/>
+          <w:iCs/>
+        </w:rPr>
+        <w:t xml:space="preserve">→</w:t>
+      </w:r>
+      <w:r>
+        <w:rPr>
+          <w:i/>
+          <w:iCs/>
+        </w:rPr>
+        <w:t xml:space="preserve"> department, many-to-one, total on doctor), heads (one-to-one, partial), ward</w:t>
+      </w:r>
+      <w:r>
+        <w:t xml:space="preserve">of (ward </w:t>
+      </w:r>
+      <w:r>
+        <w:rPr>
+          <w:rFonts w:ascii="Cambria Math" w:cs="Cambria Math" w:eastAsia="Cambria Math" w:hAnsi="Cambria Math"/>
+        </w:rPr>
+        <w:t xml:space="preserve">→</w:t>
+      </w:r>
+      <w:r>
+        <w:t xml:space="preserve"> department, many-to-one, total on ward), occupies (patient–bed, one-to-one, partial, attribute admitted), prescribes (ternary, attributes presc_date and dosage).</w:t>
       </w:r>
     </w:p>
     <w:p>
